--- a/docs/TESTPLAN.docx
+++ b/docs/TESTPLAN.docx
@@ -1786,6 +1786,163 @@
       </w:r>
       <w:r>
         <w:t xml:space="preserve">pieces — the shape agentteam is best at.</w:t>
+      </w:r>
+    </w:p>
+    <w:p>
+      <w:pPr>
+        <w:pStyle w:val="BodyText"/>
+      </w:pPr>
+      <w:r>
+        <w:rPr>
+          <w:b/>
+          <w:bCs/>
+        </w:rPr>
+        <w:t xml:space="preserve">Want to see it built first?</w:t>
+      </w:r>
+      <w:r>
+        <w:t xml:space="preserve"> </w:t>
+      </w:r>
+      <w:r>
+        <w:rPr>
+          <w:rStyle w:val="VerbatimChar"/>
+        </w:rPr>
+        <w:t xml:space="preserve">bash examples/stamp-build.sh</w:t>
+      </w:r>
+      <w:r>
+        <w:t xml:space="preserve"> </w:t>
+      </w:r>
+      <w:r>
+        <w:t xml:space="preserve">runs this</w:t>
+      </w:r>
+      <w:r>
+        <w:t xml:space="preserve"> </w:t>
+      </w:r>
+      <w:r>
+        <w:t xml:space="preserve">exact project through the whole loop with stand-in workers (zero quota):</w:t>
+      </w:r>
+      <w:r>
+        <w:t xml:space="preserve"> </w:t>
+      </w:r>
+      <w:r>
+        <w:t xml:space="preserve">it freezes the output contract, syncs the workshops onto it, builds three</w:t>
+      </w:r>
+      <w:r>
+        <w:t xml:space="preserve"> </w:t>
+      </w:r>
+      <w:r>
+        <w:t xml:space="preserve">modules in parallel (</w:t>
+      </w:r>
+      <w:r>
+        <w:rPr>
+          <w:rStyle w:val="VerbatimChar"/>
+        </w:rPr>
+        <w:t xml:space="preserve">agefmt</w:t>
+      </w:r>
+      <w:r>
+        <w:t xml:space="preserve">,</w:t>
+      </w:r>
+      <w:r>
+        <w:t xml:space="preserve"> </w:t>
+      </w:r>
+      <w:r>
+        <w:rPr>
+          <w:rStyle w:val="VerbatimChar"/>
+        </w:rPr>
+        <w:t xml:space="preserve">gitread</w:t>
+      </w:r>
+      <w:r>
+        <w:t xml:space="preserve">,</w:t>
+      </w:r>
+      <w:r>
+        <w:t xml:space="preserve"> </w:t>
+      </w:r>
+      <w:r>
+        <w:rPr>
+          <w:rStyle w:val="VerbatimChar"/>
+        </w:rPr>
+        <w:t xml:space="preserve">stamp</w:t>
+      </w:r>
+      <w:r>
+        <w:t xml:space="preserve">), verifies and merges</w:t>
+      </w:r>
+      <w:r>
+        <w:t xml:space="preserve"> </w:t>
+      </w:r>
+      <w:r>
+        <w:t xml:space="preserve">each, then the saboteur finds a genuine crash (</w:t>
+      </w:r>
+      <w:r>
+        <w:rPr>
+          <w:rStyle w:val="VerbatimChar"/>
+        </w:rPr>
+        <w:t xml:space="preserve">stamp</w:t>
+      </w:r>
+      <w:r>
+        <w:t xml:space="preserve"> </w:t>
+      </w:r>
+      <w:r>
+        <w:t xml:space="preserve">on a missing path)</w:t>
+      </w:r>
+      <w:r>
+        <w:t xml:space="preserve"> </w:t>
+      </w:r>
+      <w:r>
+        <w:t xml:space="preserve">and a fix cycle closes it — ending with a green suite and the real tool</w:t>
+      </w:r>
+      <w:r>
+        <w:t xml:space="preserve"> </w:t>
+      </w:r>
+      <w:r>
+        <w:t xml:space="preserve">reading live repos. Read that script, then do it for real with your fleet</w:t>
+      </w:r>
+      <w:r>
+        <w:t xml:space="preserve"> </w:t>
+      </w:r>
+      <w:r>
+        <w:t xml:space="preserve">using the briefs below. (Its one hard-won lesson is baked in: after you</w:t>
+      </w:r>
+      <w:r>
+        <w:t xml:space="preserve"> </w:t>
+      </w:r>
+      <w:r>
+        <w:t xml:space="preserve">freeze a contract on the base branch,</w:t>
+      </w:r>
+      <w:r>
+        <w:t xml:space="preserve"> </w:t>
+      </w:r>
+      <w:r>
+        <w:rPr>
+          <w:rStyle w:val="VerbatimChar"/>
+        </w:rPr>
+        <w:t xml:space="preserve">agentteam sync</w:t>
+      </w:r>
+      <w:r>
+        <w:t xml:space="preserve"> </w:t>
+      </w:r>
+      <w:r>
+        <w:t xml:space="preserve">the workshops onto</w:t>
+      </w:r>
+      <w:r>
+        <w:t xml:space="preserve"> </w:t>
+      </w:r>
+      <w:r>
+        <w:t xml:space="preserve">it</w:t>
+      </w:r>
+      <w:r>
+        <w:t xml:space="preserve"> </w:t>
+      </w:r>
+      <w:r>
+        <w:rPr>
+          <w:i/>
+          <w:iCs/>
+        </w:rPr>
+        <w:t xml:space="preserve">before</w:t>
+      </w:r>
+      <w:r>
+        <w:t xml:space="preserve"> </w:t>
+      </w:r>
+      <w:r>
+        <w:t xml:space="preserve">dispatching, or the workers build against stale code.)</w:t>
       </w:r>
     </w:p>
     <w:p>

--- a/docs/TESTPLAN.docx
+++ b/docs/TESTPLAN.docx
@@ -201,7 +201,7 @@
         <w:pStyle w:val="FirstParagraph"/>
       </w:pPr>
       <w:r>
-        <w:t xml:space="preserve">agentteam’s whole value rests on a few load-bearing guarantees. Part A</w:t>
+        <w:t xml:space="preserve">Frugal Flock’s whole value rests on a few load-bearing guarantees. Part A</w:t>
       </w:r>
       <w:r>
         <w:t xml:space="preserve"> </w:t>
@@ -906,7 +906,7 @@
         <w:rPr>
           <w:rStyle w:val="VerbatimChar"/>
         </w:rPr>
-        <w:t xml:space="preserve">agentteam held its weight under every attack.</w:t>
+        <w:t xml:space="preserve">frugal-flock held its weight under every attack.</w:t>
       </w:r>
     </w:p>
     <w:p>
@@ -1009,7 +1009,7 @@
           <w:b/>
           <w:bCs/>
         </w:rPr>
-        <w:t xml:space="preserve">agentteam is not a</w:t>
+        <w:t xml:space="preserve">Frugal Flock is not a</w:t>
       </w:r>
       <w:r>
         <w:rPr>
@@ -1133,7 +1133,7 @@
         <w:rPr>
           <w:rStyle w:val="VerbatimChar"/>
         </w:rPr>
-        <w:t xml:space="preserve">cd ~/code &amp;&amp; agentteam new https://github.com/you/scratch.git fleettest</w:t>
+        <w:t xml:space="preserve">cd ~/code &amp;&amp; frugal-flock new https://github.com/you/scratch.git fleettest</w:t>
       </w:r>
       <w:r>
         <w:br/>
@@ -1151,16 +1151,16 @@
         <w:rPr>
           <w:rStyle w:val="VerbatimChar"/>
         </w:rPr>
-        <w:t xml:space="preserve">agentteam doctor        # base branch, agent binaries + config, worktrees, disk</w:t>
-      </w:r>
-      <w:r>
-        <w:br/>
-      </w:r>
-      <w:r>
-        <w:rPr>
-          <w:rStyle w:val="VerbatimChar"/>
-        </w:rPr>
-        <w:t xml:space="preserve">agentteam smoke         # every CLI answers "ok" from a neutral folder</w:t>
+        <w:t xml:space="preserve">frugal-flock doctor        # base branch, agent binaries + config, worktrees, disk</w:t>
+      </w:r>
+      <w:r>
+        <w:br/>
+      </w:r>
+      <w:r>
+        <w:rPr>
+          <w:rStyle w:val="VerbatimChar"/>
+        </w:rPr>
+        <w:t xml:space="preserve">frugal-flock smoke         # every CLI answers "ok" from a neutral folder</w:t>
       </w:r>
     </w:p>
     <w:p>
@@ -1326,7 +1326,7 @@
         <w:rPr>
           <w:rStyle w:val="VerbatimChar"/>
         </w:rPr>
-        <w:t xml:space="preserve">agentteam verify</w:t>
+        <w:t xml:space="preserve">frugal-flock verify</w:t>
       </w:r>
       <w:r>
         <w:t xml:space="preserve">. A good agent stays in scope; if it wandered, verify</w:t>
@@ -1464,7 +1464,7 @@
         <w:rPr>
           <w:rStyle w:val="VerbatimChar"/>
         </w:rPr>
-        <w:t xml:space="preserve">agentteam diff</w:t>
+        <w:t xml:space="preserve">frugal-flock diff</w:t>
       </w:r>
       <w:r>
         <w:t xml:space="preserve">. Reports can lie; the diff cannot. An agent whose</w:t>
@@ -1491,7 +1491,7 @@
         <w:rPr>
           <w:rStyle w:val="VerbatimChar"/>
         </w:rPr>
-        <w:t xml:space="preserve">agentteam score</w:t>
+        <w:t xml:space="preserve">frugal-flock score</w:t>
       </w:r>
       <w:r>
         <w:t xml:space="preserve"> </w:t>
@@ -1530,7 +1530,7 @@
         <w:rPr>
           <w:rStyle w:val="VerbatimChar"/>
         </w:rPr>
-        <w:t xml:space="preserve">agentteam review &lt;worker&gt; &lt;task&gt;</w:t>
+        <w:t xml:space="preserve">frugal-flock review &lt;worker&gt; &lt;task&gt;</w:t>
       </w:r>
       <w:r>
         <w:t xml:space="preserve"> </w:t>
@@ -1591,7 +1591,7 @@
         <w:rPr>
           <w:rStyle w:val="VerbatimChar"/>
         </w:rPr>
-        <w:t xml:space="preserve">agentteam race T1 codex grok</w:t>
+        <w:t xml:space="preserve">frugal-flock race T1 codex grok</w:t>
       </w:r>
       <w:r>
         <w:t xml:space="preserve">. Verify both, read both diffs, merge the</w:t>
@@ -1609,7 +1609,7 @@
         <w:rPr>
           <w:rStyle w:val="VerbatimChar"/>
         </w:rPr>
-        <w:t xml:space="preserve">agentteam score</w:t>
+        <w:t xml:space="preserve">frugal-flock score</w:t>
       </w:r>
       <w:r>
         <w:t xml:space="preserve"> </w:t>
@@ -1644,7 +1644,7 @@
         <w:rPr>
           <w:rStyle w:val="VerbatimChar"/>
         </w:rPr>
-        <w:t xml:space="preserve">agentteam off &lt;agent&gt; 5h</w:t>
+        <w:t xml:space="preserve">frugal-flock off &lt;agent&gt; 5h</w:t>
       </w:r>
       <w:r>
         <w:t xml:space="preserve"> </w:t>
@@ -1677,7 +1677,7 @@
         <w:rPr>
           <w:rStyle w:val="VerbatimChar"/>
         </w:rPr>
-        <w:t xml:space="preserve">agentteam tail</w:t>
+        <w:t xml:space="preserve">frugal-flock tail</w:t>
       </w:r>
       <w:r>
         <w:t xml:space="preserve"> </w:t>
@@ -1692,7 +1692,7 @@
         <w:rPr>
           <w:rStyle w:val="VerbatimChar"/>
         </w:rPr>
-        <w:t xml:space="preserve">agentteam kill</w:t>
+        <w:t xml:space="preserve">frugal-flock kill</w:t>
       </w:r>
       <w:r>
         <w:t xml:space="preserve"> </w:t>
@@ -1729,7 +1729,7 @@
         <w:pStyle w:val="FirstParagraph"/>
       </w:pPr>
       <w:r>
-        <w:t xml:space="preserve">If Part A held and Part B behaved, agentteam has earned a real project.</w:t>
+        <w:t xml:space="preserve">If Part A held and Part B behaved, Frugal Flock has earned a real project.</w:t>
       </w:r>
       <w:r>
         <w:t xml:space="preserve"> </w:t>
@@ -1785,7 +1785,7 @@
         <w:t xml:space="preserve"> </w:t>
       </w:r>
       <w:r>
-        <w:t xml:space="preserve">pieces — the shape agentteam is best at.</w:t>
+        <w:t xml:space="preserve">pieces — the shape Frugal Flock is best at.</w:t>
       </w:r>
     </w:p>
     <w:p>
@@ -1914,7 +1914,7 @@
         <w:rPr>
           <w:rStyle w:val="VerbatimChar"/>
         </w:rPr>
-        <w:t xml:space="preserve">agentteam sync</w:t>
+        <w:t xml:space="preserve">frugal-flock sync</w:t>
       </w:r>
       <w:r>
         <w:t xml:space="preserve"> </w:t>
@@ -1992,7 +1992,7 @@
         <w:rPr>
           <w:rStyle w:val="VerbatimChar"/>
         </w:rPr>
-        <w:t xml:space="preserve">agentteam init codex antigravity opencode</w:t>
+        <w:t xml:space="preserve">frugal-flock init codex antigravity opencode</w:t>
       </w:r>
       <w:r>
         <w:br/>
@@ -2191,43 +2191,43 @@
         <w:rPr>
           <w:rStyle w:val="VerbatimChar"/>
         </w:rPr>
-        <w:t xml:space="preserve">agentteam run -b codex T1-codex        # dispatch in parallel</w:t>
-      </w:r>
-      <w:r>
-        <w:br/>
-      </w:r>
-      <w:r>
-        <w:rPr>
-          <w:rStyle w:val="VerbatimChar"/>
-        </w:rPr>
-        <w:t xml:space="preserve">agentteam status                       # watch the review queue fill</w:t>
-      </w:r>
-      <w:r>
-        <w:br/>
-      </w:r>
-      <w:r>
-        <w:rPr>
-          <w:rStyle w:val="VerbatimChar"/>
-        </w:rPr>
-        <w:t xml:space="preserve">agentteam verify codex T1-codex        # machine gate FIRST</w:t>
-      </w:r>
-      <w:r>
-        <w:br/>
-      </w:r>
-      <w:r>
-        <w:rPr>
-          <w:rStyle w:val="VerbatimChar"/>
-        </w:rPr>
-        <w:t xml:space="preserve">agentteam diff codex                   # then read the real diff</w:t>
-      </w:r>
-      <w:r>
-        <w:br/>
-      </w:r>
-      <w:r>
-        <w:rPr>
-          <w:rStyle w:val="VerbatimChar"/>
-        </w:rPr>
-        <w:t xml:space="preserve">agentteam review codex T1-codex        # a rival vendor's opinion</w:t>
+        <w:t xml:space="preserve">frugal-flock run -b codex T1-codex        # dispatch in parallel</w:t>
+      </w:r>
+      <w:r>
+        <w:br/>
+      </w:r>
+      <w:r>
+        <w:rPr>
+          <w:rStyle w:val="VerbatimChar"/>
+        </w:rPr>
+        <w:t xml:space="preserve">frugal-flock status                       # watch the review queue fill</w:t>
+      </w:r>
+      <w:r>
+        <w:br/>
+      </w:r>
+      <w:r>
+        <w:rPr>
+          <w:rStyle w:val="VerbatimChar"/>
+        </w:rPr>
+        <w:t xml:space="preserve">frugal-flock verify codex T1-codex        # machine gate FIRST</w:t>
+      </w:r>
+      <w:r>
+        <w:br/>
+      </w:r>
+      <w:r>
+        <w:rPr>
+          <w:rStyle w:val="VerbatimChar"/>
+        </w:rPr>
+        <w:t xml:space="preserve">frugal-flock diff codex                   # then read the real diff</w:t>
+      </w:r>
+      <w:r>
+        <w:br/>
+      </w:r>
+      <w:r>
+        <w:rPr>
+          <w:rStyle w:val="VerbatimChar"/>
+        </w:rPr>
+        <w:t xml:space="preserve">frugal-flock review codex T1-codex        # a rival vendor's opinion</w:t>
       </w:r>
       <w:r>
         <w:br/>
@@ -2245,7 +2245,7 @@
         <w:rPr>
           <w:rStyle w:val="VerbatimChar"/>
         </w:rPr>
-        <w:t xml:space="preserve">agentteam sync                         # refresh the workshops</w:t>
+        <w:t xml:space="preserve">frugal-flock sync                         # refresh the workshops</w:t>
       </w:r>
     </w:p>
     <w:p>
@@ -2323,7 +2323,7 @@
         <w:rPr>
           <w:rStyle w:val="VerbatimChar"/>
         </w:rPr>
-        <w:t xml:space="preserve">agentteam sabotage &lt;worker&gt;</w:t>
+        <w:t xml:space="preserve">frugal-flock sabotage &lt;worker&gt;</w:t>
       </w:r>
       <w:r>
         <w:t xml:space="preserve"> </w:t>
@@ -2414,7 +2414,7 @@
         <w:t xml:space="preserve"> </w:t>
       </w:r>
       <w:r>
-        <w:t xml:space="preserve">own tooling. That is the moment agentteam stops being a thing you tested</w:t>
+        <w:t xml:space="preserve">own tooling. That is the moment Frugal Flock stops being a thing you tested</w:t>
       </w:r>
       <w:r>
         <w:t xml:space="preserve"> </w:t>
@@ -2458,7 +2458,7 @@
         <w:pStyle w:val="FirstParagraph"/>
       </w:pPr>
       <w:r>
-        <w:t xml:space="preserve">You can trust agentteam for real work once you have personally seen:</w:t>
+        <w:t xml:space="preserve">You can trust Frugal Flock for real work once you have personally seen:</w:t>
       </w:r>
     </w:p>
     <w:p>
@@ -2540,7 +2540,7 @@
           <w:b/>
           <w:bCs/>
         </w:rPr>
-        <w:t xml:space="preserve">agentteam score</w:t>
+        <w:t xml:space="preserve">frugal-flock score</w:t>
       </w:r>
       <w:r>
         <w:rPr>

--- a/docs/TESTPLAN.docx
+++ b/docs/TESTPLAN.docx
@@ -42,7 +42,7 @@
         <w:pStyle w:val="FirstParagraph"/>
       </w:pPr>
       <w:r>
-        <w:t xml:space="preserve">A purposeful campaign to earn your trust in agentteam. It runs in three</w:t>
+        <w:t xml:space="preserve">A purposeful campaign to earn your trust in unio. It runs in three</w:t>
       </w:r>
       <w:r>
         <w:t xml:space="preserve"> </w:t>
@@ -201,7 +201,7 @@
         <w:pStyle w:val="FirstParagraph"/>
       </w:pPr>
       <w:r>
-        <w:t xml:space="preserve">Frugal Flock’s whole value rests on a few load-bearing guarantees. Part A</w:t>
+        <w:t xml:space="preserve">Unio’s whole value rests on a few load-bearing guarantees. Part A</w:t>
       </w:r>
       <w:r>
         <w:t xml:space="preserve"> </w:t>
@@ -906,7 +906,7 @@
         <w:rPr>
           <w:rStyle w:val="VerbatimChar"/>
         </w:rPr>
-        <w:t xml:space="preserve">frugal-flock held its weight under every attack.</w:t>
+        <w:t xml:space="preserve">unio held its weight under every attack.</w:t>
       </w:r>
     </w:p>
     <w:p>
@@ -1009,7 +1009,7 @@
           <w:b/>
           <w:bCs/>
         </w:rPr>
-        <w:t xml:space="preserve">Frugal Flock is not a</w:t>
+        <w:t xml:space="preserve">Unio is not a</w:t>
       </w:r>
       <w:r>
         <w:rPr>
@@ -1133,7 +1133,7 @@
         <w:rPr>
           <w:rStyle w:val="VerbatimChar"/>
         </w:rPr>
-        <w:t xml:space="preserve">cd ~/code &amp;&amp; frugal-flock new https://github.com/you/scratch.git fleettest</w:t>
+        <w:t xml:space="preserve">cd ~/code &amp;&amp; unio new https://github.com/you/scratch.git fleettest</w:t>
       </w:r>
       <w:r>
         <w:br/>
@@ -1151,16 +1151,16 @@
         <w:rPr>
           <w:rStyle w:val="VerbatimChar"/>
         </w:rPr>
-        <w:t xml:space="preserve">frugal-flock doctor        # base branch, agent binaries + config, worktrees, disk</w:t>
-      </w:r>
-      <w:r>
-        <w:br/>
-      </w:r>
-      <w:r>
-        <w:rPr>
-          <w:rStyle w:val="VerbatimChar"/>
-        </w:rPr>
-        <w:t xml:space="preserve">frugal-flock smoke         # every CLI answers "ok" from a neutral folder</w:t>
+        <w:t xml:space="preserve">unio doctor        # base branch, agent binaries + config, worktrees, disk</w:t>
+      </w:r>
+      <w:r>
+        <w:br/>
+      </w:r>
+      <w:r>
+        <w:rPr>
+          <w:rStyle w:val="VerbatimChar"/>
+        </w:rPr>
+        <w:t xml:space="preserve">unio smoke         # every CLI answers "ok" from a neutral folder</w:t>
       </w:r>
     </w:p>
     <w:p>
@@ -1326,7 +1326,7 @@
         <w:rPr>
           <w:rStyle w:val="VerbatimChar"/>
         </w:rPr>
-        <w:t xml:space="preserve">frugal-flock verify</w:t>
+        <w:t xml:space="preserve">unio verify</w:t>
       </w:r>
       <w:r>
         <w:t xml:space="preserve">. A good agent stays in scope; if it wandered, verify</w:t>
@@ -1464,7 +1464,7 @@
         <w:rPr>
           <w:rStyle w:val="VerbatimChar"/>
         </w:rPr>
-        <w:t xml:space="preserve">frugal-flock diff</w:t>
+        <w:t xml:space="preserve">unio diff</w:t>
       </w:r>
       <w:r>
         <w:t xml:space="preserve">. Reports can lie; the diff cannot. An agent whose</w:t>
@@ -1491,7 +1491,7 @@
         <w:rPr>
           <w:rStyle w:val="VerbatimChar"/>
         </w:rPr>
-        <w:t xml:space="preserve">frugal-flock score</w:t>
+        <w:t xml:space="preserve">unio score</w:t>
       </w:r>
       <w:r>
         <w:t xml:space="preserve"> </w:t>
@@ -1530,7 +1530,7 @@
         <w:rPr>
           <w:rStyle w:val="VerbatimChar"/>
         </w:rPr>
-        <w:t xml:space="preserve">frugal-flock review &lt;worker&gt; &lt;task&gt;</w:t>
+        <w:t xml:space="preserve">unio review &lt;worker&gt; &lt;task&gt;</w:t>
       </w:r>
       <w:r>
         <w:t xml:space="preserve"> </w:t>
@@ -1591,7 +1591,7 @@
         <w:rPr>
           <w:rStyle w:val="VerbatimChar"/>
         </w:rPr>
-        <w:t xml:space="preserve">frugal-flock race T1 codex grok</w:t>
+        <w:t xml:space="preserve">unio race T1 codex grok</w:t>
       </w:r>
       <w:r>
         <w:t xml:space="preserve">. Verify both, read both diffs, merge the</w:t>
@@ -1609,7 +1609,7 @@
         <w:rPr>
           <w:rStyle w:val="VerbatimChar"/>
         </w:rPr>
-        <w:t xml:space="preserve">frugal-flock score</w:t>
+        <w:t xml:space="preserve">unio score</w:t>
       </w:r>
       <w:r>
         <w:t xml:space="preserve"> </w:t>
@@ -1644,7 +1644,7 @@
         <w:rPr>
           <w:rStyle w:val="VerbatimChar"/>
         </w:rPr>
-        <w:t xml:space="preserve">frugal-flock off &lt;agent&gt; 5h</w:t>
+        <w:t xml:space="preserve">unio off &lt;agent&gt; 5h</w:t>
       </w:r>
       <w:r>
         <w:t xml:space="preserve"> </w:t>
@@ -1677,7 +1677,7 @@
         <w:rPr>
           <w:rStyle w:val="VerbatimChar"/>
         </w:rPr>
-        <w:t xml:space="preserve">frugal-flock tail</w:t>
+        <w:t xml:space="preserve">unio tail</w:t>
       </w:r>
       <w:r>
         <w:t xml:space="preserve"> </w:t>
@@ -1692,7 +1692,7 @@
         <w:rPr>
           <w:rStyle w:val="VerbatimChar"/>
         </w:rPr>
-        <w:t xml:space="preserve">frugal-flock kill</w:t>
+        <w:t xml:space="preserve">unio kill</w:t>
       </w:r>
       <w:r>
         <w:t xml:space="preserve"> </w:t>
@@ -1729,7 +1729,7 @@
         <w:pStyle w:val="FirstParagraph"/>
       </w:pPr>
       <w:r>
-        <w:t xml:space="preserve">If Part A held and Part B behaved, Frugal Flock has earned a real project.</w:t>
+        <w:t xml:space="preserve">If Part A held and Part B behaved, Unio has earned a real project.</w:t>
       </w:r>
       <w:r>
         <w:t xml:space="preserve"> </w:t>
@@ -1785,7 +1785,7 @@
         <w:t xml:space="preserve"> </w:t>
       </w:r>
       <w:r>
-        <w:t xml:space="preserve">pieces — the shape Frugal Flock is best at.</w:t>
+        <w:t xml:space="preserve">pieces — the shape Unio is best at.</w:t>
       </w:r>
     </w:p>
     <w:p>
@@ -1914,7 +1914,7 @@
         <w:rPr>
           <w:rStyle w:val="VerbatimChar"/>
         </w:rPr>
-        <w:t xml:space="preserve">frugal-flock sync</w:t>
+        <w:t xml:space="preserve">unio sync</w:t>
       </w:r>
       <w:r>
         <w:t xml:space="preserve"> </w:t>
@@ -1992,16 +1992,16 @@
         <w:rPr>
           <w:rStyle w:val="VerbatimChar"/>
         </w:rPr>
-        <w:t xml:space="preserve">frugal-flock init codex antigravity opencode</w:t>
-      </w:r>
-      <w:r>
-        <w:br/>
-      </w:r>
-      <w:r>
-        <w:rPr>
-          <w:rStyle w:val="VerbatimChar"/>
-        </w:rPr>
-        <w:t xml:space="preserve">cp ~/.config/agentteam/playbooks/*.md ../coord/docs/ 2&gt;/dev/null || true</w:t>
+        <w:t xml:space="preserve">unio init codex antigravity opencode</w:t>
+      </w:r>
+      <w:r>
+        <w:br/>
+      </w:r>
+      <w:r>
+        <w:rPr>
+          <w:rStyle w:val="VerbatimChar"/>
+        </w:rPr>
+        <w:t xml:space="preserve">cp ~/.config/unio/playbooks/*.md ../coord/docs/ 2&gt;/dev/null || true</w:t>
       </w:r>
     </w:p>
     <w:p>
@@ -2191,43 +2191,43 @@
         <w:rPr>
           <w:rStyle w:val="VerbatimChar"/>
         </w:rPr>
-        <w:t xml:space="preserve">frugal-flock run -b codex T1-codex        # dispatch in parallel</w:t>
-      </w:r>
-      <w:r>
-        <w:br/>
-      </w:r>
-      <w:r>
-        <w:rPr>
-          <w:rStyle w:val="VerbatimChar"/>
-        </w:rPr>
-        <w:t xml:space="preserve">frugal-flock status                       # watch the review queue fill</w:t>
-      </w:r>
-      <w:r>
-        <w:br/>
-      </w:r>
-      <w:r>
-        <w:rPr>
-          <w:rStyle w:val="VerbatimChar"/>
-        </w:rPr>
-        <w:t xml:space="preserve">frugal-flock verify codex T1-codex        # machine gate FIRST</w:t>
-      </w:r>
-      <w:r>
-        <w:br/>
-      </w:r>
-      <w:r>
-        <w:rPr>
-          <w:rStyle w:val="VerbatimChar"/>
-        </w:rPr>
-        <w:t xml:space="preserve">frugal-flock diff codex                   # then read the real diff</w:t>
-      </w:r>
-      <w:r>
-        <w:br/>
-      </w:r>
-      <w:r>
-        <w:rPr>
-          <w:rStyle w:val="VerbatimChar"/>
-        </w:rPr>
-        <w:t xml:space="preserve">frugal-flock review codex T1-codex        # a rival vendor's opinion</w:t>
+        <w:t xml:space="preserve">unio run -b codex T1-codex        # dispatch in parallel</w:t>
+      </w:r>
+      <w:r>
+        <w:br/>
+      </w:r>
+      <w:r>
+        <w:rPr>
+          <w:rStyle w:val="VerbatimChar"/>
+        </w:rPr>
+        <w:t xml:space="preserve">unio status                       # watch the review queue fill</w:t>
+      </w:r>
+      <w:r>
+        <w:br/>
+      </w:r>
+      <w:r>
+        <w:rPr>
+          <w:rStyle w:val="VerbatimChar"/>
+        </w:rPr>
+        <w:t xml:space="preserve">unio verify codex T1-codex        # machine gate FIRST</w:t>
+      </w:r>
+      <w:r>
+        <w:br/>
+      </w:r>
+      <w:r>
+        <w:rPr>
+          <w:rStyle w:val="VerbatimChar"/>
+        </w:rPr>
+        <w:t xml:space="preserve">unio diff codex                   # then read the real diff</w:t>
+      </w:r>
+      <w:r>
+        <w:br/>
+      </w:r>
+      <w:r>
+        <w:rPr>
+          <w:rStyle w:val="VerbatimChar"/>
+        </w:rPr>
+        <w:t xml:space="preserve">unio review codex T1-codex        # a rival vendor's opinion</w:t>
       </w:r>
       <w:r>
         <w:br/>
@@ -2245,7 +2245,7 @@
         <w:rPr>
           <w:rStyle w:val="VerbatimChar"/>
         </w:rPr>
-        <w:t xml:space="preserve">frugal-flock sync                         # refresh the workshops</w:t>
+        <w:t xml:space="preserve">unio sync                         # refresh the workshops</w:t>
       </w:r>
     </w:p>
     <w:p>
@@ -2323,7 +2323,7 @@
         <w:rPr>
           <w:rStyle w:val="VerbatimChar"/>
         </w:rPr>
-        <w:t xml:space="preserve">frugal-flock sabotage &lt;worker&gt;</w:t>
+        <w:t xml:space="preserve">unio sabotage &lt;worker&gt;</w:t>
       </w:r>
       <w:r>
         <w:t xml:space="preserve"> </w:t>
@@ -2414,7 +2414,7 @@
         <w:t xml:space="preserve"> </w:t>
       </w:r>
       <w:r>
-        <w:t xml:space="preserve">own tooling. That is the moment Frugal Flock stops being a thing you tested</w:t>
+        <w:t xml:space="preserve">own tooling. That is the moment Unio stops being a thing you tested</w:t>
       </w:r>
       <w:r>
         <w:t xml:space="preserve"> </w:t>
@@ -2458,7 +2458,7 @@
         <w:pStyle w:val="FirstParagraph"/>
       </w:pPr>
       <w:r>
-        <w:t xml:space="preserve">You can trust Frugal Flock for real work once you have personally seen:</w:t>
+        <w:t xml:space="preserve">You can trust Unio for real work once you have personally seen:</w:t>
       </w:r>
     </w:p>
     <w:p>
@@ -2540,7 +2540,7 @@
           <w:b/>
           <w:bCs/>
         </w:rPr>
-        <w:t xml:space="preserve">frugal-flock score</w:t>
+        <w:t xml:space="preserve">unio score</w:t>
       </w:r>
       <w:r>
         <w:rPr>

--- a/docs/TESTPLAN.docx
+++ b/docs/TESTPLAN.docx
@@ -690,34 +690,61 @@
         <w:rPr>
           <w:rStyle w:val="VerbatimChar"/>
         </w:rPr>
-        <w:t xml:space="preserve">== GUARANTEE 5 — quota walls (failure protocol): detected and benched ==</w:t>
-      </w:r>
-      <w:r>
-        <w:br/>
-      </w:r>
-      <w:r>
-        <w:rPr>
-          <w:rStyle w:val="VerbatimChar"/>
-        </w:rPr>
-        <w:t xml:space="preserve">  HELD    wall language detected and surfaced</w:t>
-      </w:r>
-      <w:r>
-        <w:br/>
-      </w:r>
-      <w:r>
-        <w:rPr>
-          <w:rStyle w:val="VerbatimChar"/>
-        </w:rPr>
-        <w:t xml:space="preserve">  HELD    AUTO_OFF benched the walled agent</w:t>
-      </w:r>
-      <w:r>
-        <w:br/>
-      </w:r>
-      <w:r>
-        <w:rPr>
-          <w:rStyle w:val="VerbatimChar"/>
-        </w:rPr>
-        <w:t xml:space="preserve">  HELD    a benched agent is refused new work</w:t>
+        <w:t xml:space="preserve">== GUARANTEE 5 — suspected limits: warn without changing availability; bench explicitly ==</w:t>
+      </w:r>
+      <w:r>
+        <w:br/>
+      </w:r>
+      <w:r>
+        <w:rPr>
+          <w:rStyle w:val="VerbatimChar"/>
+        </w:rPr>
+        <w:t xml:space="preserve">  HELD    the failed mock keeps its real exit (1)</w:t>
+      </w:r>
+      <w:r>
+        <w:br/>
+      </w:r>
+      <w:r>
+        <w:rPr>
+          <w:rStyle w:val="VerbatimChar"/>
+        </w:rPr>
+        <w:t xml:space="preserve">  HELD    the warning reports suspected limit language, not a confirmed quota</w:t>
+      </w:r>
+      <w:r>
+        <w:br/>
+      </w:r>
+      <w:r>
+        <w:rPr>
+          <w:rStyle w:val="VerbatimChar"/>
+        </w:rPr>
+        <w:t xml:space="preserve">  HELD    UNIO_AUTO_OFF=1 leaves availability unchanged after worker output</w:t>
+      </w:r>
+      <w:r>
+        <w:br/>
+      </w:r>
+      <w:r>
+        <w:rPr>
+          <w:rStyle w:val="VerbatimChar"/>
+        </w:rPr>
+        <w:t xml:space="preserve">  HELD    explicit unio off benches the mock agent</w:t>
+      </w:r>
+      <w:r>
+        <w:br/>
+      </w:r>
+      <w:r>
+        <w:rPr>
+          <w:rStyle w:val="VerbatimChar"/>
+        </w:rPr>
+        <w:t xml:space="preserve">  HELD    the explicitly benched agent is refused new work</w:t>
+      </w:r>
+      <w:r>
+        <w:br/>
+      </w:r>
+      <w:r>
+        <w:rPr>
+          <w:rStyle w:val="VerbatimChar"/>
+        </w:rPr>
+        <w:t xml:space="preserve">  HELD    explicit unio on restores the original availability</w:t>
       </w:r>
       <w:r>
         <w:br/>
@@ -897,16 +924,16 @@
         <w:rPr>
           <w:rStyle w:val="VerbatimChar"/>
         </w:rPr>
-        <w:t xml:space="preserve">held: 23    cracked: 0</w:t>
-      </w:r>
-      <w:r>
-        <w:br/>
-      </w:r>
-      <w:r>
-        <w:rPr>
-          <w:rStyle w:val="VerbatimChar"/>
-        </w:rPr>
-        <w:t xml:space="preserve">unio held its weight under every attack.</w:t>
+        <w:t xml:space="preserve">held: 26    cracked: 0</w:t>
+      </w:r>
+      <w:r>
+        <w:br/>
+      </w:r>
+      <w:r>
+        <w:rPr>
+          <w:rStyle w:val="VerbatimChar"/>
+        </w:rPr>
+        <w:t xml:space="preserve">Unio held its weight under every attack.</w:t>
       </w:r>
     </w:p>
     <w:p>
@@ -960,7 +987,34 @@
         <w:t xml:space="preserve"> </w:t>
       </w:r>
       <w:r>
-        <w:t xml:space="preserve">value.</w:t>
+        <w:t xml:space="preserve">value. Guarantee 5 checks a suspected-limit warning, unchanged availability</w:t>
+      </w:r>
+      <w:r>
+        <w:t xml:space="preserve"> </w:t>
+      </w:r>
+      <w:r>
+        <w:t xml:space="preserve">and explicit operator benching. Worker text never confirms quota or benches</w:t>
+      </w:r>
+      <w:r>
+        <w:t xml:space="preserve"> </w:t>
+      </w:r>
+      <w:r>
+        <w:t xml:space="preserve">an agent;</w:t>
+      </w:r>
+      <w:r>
+        <w:t xml:space="preserve"> </w:t>
+      </w:r>
+      <w:r>
+        <w:rPr>
+          <w:rStyle w:val="VerbatimChar"/>
+        </w:rPr>
+        <w:t xml:space="preserve">UNIO_AUTO_OFF</w:t>
+      </w:r>
+      <w:r>
+        <w:t xml:space="preserve"> </w:t>
+      </w:r>
+      <w:r>
+        <w:t xml:space="preserve">is accepted with no effect.</w:t>
       </w:r>
     </w:p>
     <w:bookmarkStart w:id="9" w:name="the-honest-limit-part-a-also-teaches"/>
